--- a/Mark/Java Angular/Mark Haney.docx
+++ b/Mark/Java Angular/Mark Haney.docx
@@ -237,14 +237,7 @@
           <w:rFonts w:ascii="Times New Roman" w:hAnsi="Times New Roman" w:cs="Times New Roman"/>
           <w:sz w:val="24"/>
         </w:rPr>
-        <w:t>Java 8–17</w:t>
-      </w:r>
-      <w:r>
-        <w:rPr>
-          <w:rFonts w:ascii="Times New Roman" w:hAnsi="Times New Roman" w:cs="Times New Roman"/>
-          <w:sz w:val="24"/>
-        </w:rPr>
-        <w:t xml:space="preserve">, </w:t>
+        <w:t>Java 8–</w:t>
       </w:r>
       <w:r>
         <w:rPr>
@@ -252,7 +245,7 @@
           <w:rFonts w:ascii="Times New Roman" w:hAnsi="Times New Roman" w:cs="Times New Roman"/>
           <w:sz w:val="24"/>
         </w:rPr>
-        <w:t>Spring Boot 2.x–3.x</w:t>
+        <w:t>21</w:t>
       </w:r>
       <w:r>
         <w:rPr>
@@ -267,13 +260,36 @@
           <w:rFonts w:ascii="Times New Roman" w:hAnsi="Times New Roman" w:cs="Times New Roman"/>
           <w:sz w:val="24"/>
         </w:rPr>
-        <w:t>Angular 8–16</w:t>
+        <w:t>Spring Boot 2.x–3.x</w:t>
       </w:r>
       <w:r>
         <w:rPr>
           <w:rFonts w:ascii="Times New Roman" w:hAnsi="Times New Roman" w:cs="Times New Roman"/>
           <w:sz w:val="24"/>
         </w:rPr>
+        <w:t xml:space="preserve">, </w:t>
+      </w:r>
+      <w:r>
+        <w:rPr>
+          <w:rStyle w:val="Strong"/>
+          <w:rFonts w:ascii="Times New Roman" w:hAnsi="Times New Roman" w:cs="Times New Roman"/>
+          <w:sz w:val="24"/>
+        </w:rPr>
+        <w:t>Angular 8–</w:t>
+      </w:r>
+      <w:r>
+        <w:rPr>
+          <w:rStyle w:val="Strong"/>
+          <w:rFonts w:ascii="Times New Roman" w:hAnsi="Times New Roman" w:cs="Times New Roman"/>
+          <w:sz w:val="24"/>
+        </w:rPr>
+        <w:t>21</w:t>
+      </w:r>
+      <w:r>
+        <w:rPr>
+          <w:rFonts w:ascii="Times New Roman" w:hAnsi="Times New Roman" w:cs="Times New Roman"/>
+          <w:sz w:val="24"/>
+        </w:rPr>
         <w:t xml:space="preserve">, REST APIs, </w:t>
       </w:r>
       <w:proofErr w:type="spellStart"/>
@@ -300,8 +316,6 @@
         </w:rPr>
         <w:t>Experienced in modernizing legacy systems, resolving production defects, improving API performance, migrating older AngularJS and Java services to newer versions, and delivering secure, scalable features that improve reliability, maintainability, and user experience across complex business workflows.</w:t>
       </w:r>
-      <w:bookmarkStart w:id="0" w:name="_GoBack"/>
-      <w:bookmarkEnd w:id="0"/>
       <w:proofErr w:type="gramEnd"/>
     </w:p>
     <w:p>
@@ -355,7 +369,13 @@
         <w:rPr>
           <w:rStyle w:val="Strong"/>
         </w:rPr>
-        <w:t>Java 8–17</w:t>
+        <w:t>Java 8–</w:t>
+      </w:r>
+      <w:r>
+        <w:rPr>
+          <w:rStyle w:val="Strong"/>
+        </w:rPr>
+        <w:t>21</w:t>
       </w:r>
       <w:r>
         <w:t xml:space="preserve">, </w:t>
@@ -432,7 +452,13 @@
         <w:rPr>
           <w:rStyle w:val="Strong"/>
         </w:rPr>
-        <w:t>Angular 8–16</w:t>
+        <w:t>Angular 8–</w:t>
+      </w:r>
+      <w:r>
+        <w:rPr>
+          <w:rStyle w:val="Strong"/>
+        </w:rPr>
+        <w:t>21</w:t>
       </w:r>
       <w:r>
         <w:t xml:space="preserve">, Angular Material, </w:t>
@@ -443,7 +469,7 @@
       </w:r>
       <w:proofErr w:type="spellEnd"/>
       <w:r>
-        <w:t xml:space="preserve"> 6.x–7.x, </w:t>
+        <w:t xml:space="preserve">, </w:t>
       </w:r>
       <w:proofErr w:type="spellStart"/>
       <w:r>
@@ -790,7 +816,22 @@
         <w:rPr>
           <w:rStyle w:val="Strong"/>
         </w:rPr>
-        <w:t>Java 17</w:t>
+        <w:t xml:space="preserve">Java </w:t>
+      </w:r>
+      <w:r>
+        <w:rPr>
+          <w:rStyle w:val="Strong"/>
+        </w:rPr>
+        <w:t>21,</w:t>
+      </w:r>
+      <w:r>
+        <w:t xml:space="preserve"> </w:t>
+      </w:r>
+      <w:r>
+        <w:rPr>
+          <w:rStyle w:val="Strong"/>
+        </w:rPr>
+        <w:t>Spring Boot 3</w:t>
       </w:r>
       <w:r>
         <w:t xml:space="preserve">, </w:t>
@@ -799,16 +840,13 @@
         <w:rPr>
           <w:rStyle w:val="Strong"/>
         </w:rPr>
-        <w:t>Spring Boot 3</w:t>
-      </w:r>
-      <w:r>
-        <w:t xml:space="preserve">, </w:t>
+        <w:t>Angular 15–</w:t>
       </w:r>
       <w:r>
         <w:rPr>
           <w:rStyle w:val="Strong"/>
         </w:rPr>
-        <w:t>Angular 15–16</w:t>
+        <w:t>21</w:t>
       </w:r>
       <w:r>
         <w:t>, PostgreSQL, MongoDB, AWS, Docker, and Kubernetes.</w:t>
@@ -872,16 +910,7 @@
         <w:t>Angular 15 reactive architecture</w:t>
       </w:r>
       <w:r>
-        <w:t xml:space="preserve">, reducing frontend maintenance issues by </w:t>
-      </w:r>
-      <w:r>
-        <w:rPr>
-          <w:rStyle w:val="Strong"/>
-        </w:rPr>
-        <w:t>22%</w:t>
-      </w:r>
-      <w:r>
-        <w:t xml:space="preserve"> and improving page stability across dashboard-heavy screens.</w:t>
+        <w:t>, reducing frontend maintenance issues and improving page stability across dashboard-heavy screens.</w:t>
       </w:r>
     </w:p>
     <w:p>
@@ -952,16 +981,7 @@
         <w:jc w:val="both"/>
       </w:pPr>
       <w:r>
-        <w:t xml:space="preserve">Improved CI/CD pipelines with GitHub Actions, Docker image validation, automated tests, and deployment checks, reducing release rollback risk by </w:t>
-      </w:r>
-      <w:r>
-        <w:rPr>
-          <w:rStyle w:val="Strong"/>
-        </w:rPr>
-        <w:t>18%</w:t>
-      </w:r>
-      <w:r>
-        <w:t xml:space="preserve"> across staging and production environments.</w:t>
+        <w:t>Improved CI/CD pipelines with GitHub Actions, Docker image validation, automated tests, and deployment checks, reducing release rollback risk across staging and production environments.</w:t>
       </w:r>
     </w:p>
     <w:p>
@@ -1296,8 +1316,13 @@
         </w:numPr>
         <w:jc w:val="both"/>
       </w:pPr>
-      <w:r>
-        <w:t xml:space="preserve">Migrated multiple frontend sections from older Angular patterns to </w:t>
+      <w:proofErr w:type="gramStart"/>
+      <w:r>
+        <w:t>Migrated</w:t>
+      </w:r>
+      <w:proofErr w:type="gramEnd"/>
+      <w:r>
+        <w:t xml:space="preserve"> multiple frontend sections from older Angular patterns to </w:t>
       </w:r>
       <w:r>
         <w:rPr>
@@ -1306,16 +1331,7 @@
         <w:t>Angular 12</w:t>
       </w:r>
       <w:r>
-        <w:t xml:space="preserve">, improving component reuse and reducing UI defect reports by </w:t>
-      </w:r>
-      <w:r>
-        <w:rPr>
-          <w:rStyle w:val="Strong"/>
-        </w:rPr>
-        <w:t>24%</w:t>
-      </w:r>
-      <w:r>
-        <w:t xml:space="preserve"> after release stabilization.</w:t>
+        <w:t>, improving component reuse and reducing UI defect reports after release stabilization.</w:t>
       </w:r>
     </w:p>
     <w:p>
@@ -1690,16 +1706,7 @@
         <w:t>Angular 7</w:t>
       </w:r>
       <w:r>
-        <w:t xml:space="preserve"> components, reducing UI-related support tickets by </w:t>
-      </w:r>
-      <w:r>
-        <w:rPr>
-          <w:rStyle w:val="Strong"/>
-        </w:rPr>
-        <w:t>21%</w:t>
-      </w:r>
-      <w:r>
-        <w:t xml:space="preserve"> and improving consistency across fundraising workflows.</w:t>
+        <w:t xml:space="preserve"> components, reducing UI-related support tickets and improving consistency across fundraising workflows.</w:t>
       </w:r>
     </w:p>
     <w:p>
@@ -1928,7 +1935,12 @@
         <w:t>Java 7–8</w:t>
       </w:r>
       <w:r>
-        <w:t>, Spring Framework, AngularJS 1.x, Bootstrap, MySQL, REST APIs, Jenkins, and Linux deployments.</w:t>
+        <w:t>, Spring Framework, AngularJS, Bootstrap, MySQL</w:t>
+      </w:r>
+      <w:bookmarkStart w:id="0" w:name="_GoBack"/>
+      <w:bookmarkEnd w:id="0"/>
+      <w:r>
+        <w:t>, REST APIs, Jenkins, and Linux deployments.</w:t>
       </w:r>
     </w:p>
     <w:p>
@@ -1953,31 +1965,17 @@
         </w:numPr>
         <w:jc w:val="both"/>
       </w:pPr>
-      <w:proofErr w:type="gramStart"/>
-      <w:r>
-        <w:t>Migrated</w:t>
-      </w:r>
-      <w:proofErr w:type="gramEnd"/>
-      <w:r>
-        <w:t xml:space="preserve"> selected UI modules from server-rendered pages to </w:t>
+      <w:r>
+        <w:t xml:space="preserve">Migrated selected UI modules from server-rendered pages to </w:t>
       </w:r>
       <w:r>
         <w:rPr>
           <w:rStyle w:val="Strong"/>
         </w:rPr>
-        <w:t>AngularJS 1.x</w:t>
-      </w:r>
-      <w:r>
-        <w:t xml:space="preserve">, improving user interaction speed and reducing manual refresh issues by </w:t>
-      </w:r>
-      <w:r>
-        <w:rPr>
-          <w:rStyle w:val="Strong"/>
-        </w:rPr>
-        <w:t>19%</w:t>
-      </w:r>
-      <w:r>
-        <w:t>.</w:t>
+        <w:t>AngularJS</w:t>
+      </w:r>
+      <w:r>
+        <w:t>, improving user interaction speed and reducing manual refresh issues.</w:t>
       </w:r>
     </w:p>
     <w:p>
@@ -2236,16 +2234,7 @@
         <w:jc w:val="both"/>
       </w:pPr>
       <w:r>
-        <w:t xml:space="preserve">Created simple REST-style endpoints and reusable Java utility methods that reduced duplicate logic in customer service workflows by </w:t>
-      </w:r>
-      <w:r>
-        <w:rPr>
-          <w:rStyle w:val="Strong"/>
-        </w:rPr>
-        <w:t>14%</w:t>
-      </w:r>
-      <w:r>
-        <w:t>.</w:t>
+        <w:t>Created simple REST-style endpoints and reusable Java utility methods that reduced duplicate logic in customer service workflows.</w:t>
       </w:r>
     </w:p>
     <w:p>
@@ -6220,7 +6209,7 @@
 </file>
 
 <file path=customXml/itemProps1.xml><?xml version="1.0" encoding="utf-8"?>
-<ds:datastoreItem xmlns:ds="http://schemas.openxmlformats.org/officeDocument/2006/customXml" ds:itemID="{EC5936D7-6CCA-499C-A57D-6A5B9187A825}">
+<ds:datastoreItem xmlns:ds="http://schemas.openxmlformats.org/officeDocument/2006/customXml" ds:itemID="{13471719-4635-452F-B24C-23200E592C95}">
   <ds:schemaRefs>
     <ds:schemaRef ds:uri="http://schemas.openxmlformats.org/officeDocument/2006/bibliography"/>
   </ds:schemaRefs>
